--- a/2-运维相关组织架构及职责说明/HXDL-ITSS-0201组织架构和职责说明.docx
+++ b/2-运维相关组织架构及职责说明/HXDL-ITSS-0201组织架构和职责说明.docx
@@ -183,6 +183,12 @@
             <w:insideH w:val="none" w:color="auto" w:sz="0" w:space="0"/>
             <w:insideV w:val="none" w:color="auto" w:sz="0" w:space="0"/>
           </w:tblBorders>
+          <w:tblCellMar>
+            <w:top w:w="0" w:type="dxa"/>
+            <w:left w:w="108" w:type="dxa"/>
+            <w:bottom w:w="0" w:type="dxa"/>
+            <w:right w:w="108" w:type="dxa"/>
+          </w:tblCellMar>
         </w:tblPrEx>
         <w:trPr>
           <w:trHeight w:val="810" w:hRule="atLeast"/>
@@ -1474,7 +1480,7 @@
         <w:bidi w:val="0"/>
       </w:pPr>
       <w:r>
-        <w:t>为了更有效的支撑 ITSS 体系在公司落地，公司对组织架构进行了设计和调整，本文档旨在明确组织架构及对应的职责。</w:t>
+        <w:t>为了更有效的支撑ITSS体系在公司落地，公司对组织架构进行了设计和调整，本文档旨在明确组织架构及对应的职责。</w:t>
       </w:r>
     </w:p>
     <w:p>
@@ -1482,9 +1488,9 @@
         <w:pStyle w:val="28"/>
         <w:bidi w:val="0"/>
       </w:pPr>
-      <w:bookmarkStart w:id="0" w:name="bookmark3"/>
+      <w:bookmarkStart w:id="0" w:name="bookmark2"/>
       <w:bookmarkEnd w:id="0"/>
-      <w:bookmarkStart w:id="1" w:name="bookmark2"/>
+      <w:bookmarkStart w:id="1" w:name="bookmark3"/>
       <w:bookmarkEnd w:id="1"/>
       <w:r>
         <w:t>适用范围</w:t>
@@ -1523,7 +1529,7 @@
           <w:lang w:val="en-US" w:eastAsia="zh-CN"/>
         </w:rPr>
         <w:object>
-          <v:shape id="_x0000_i1025" o:spt="75" alt="" type="#_x0000_t75" style="height:170.25pt;width:406.7pt;" o:ole="t" filled="f" o:preferrelative="t" stroked="f" coordsize="21600,21600">
+          <v:shape id="_x0000_i1025" o:spt="75" type="#_x0000_t75" style="height:170.25pt;width:406.7pt;" o:ole="t" filled="f" o:preferrelative="t" stroked="f" coordsize="21600,21600">
             <v:path/>
             <v:fill on="f" focussize="0,0"/>
             <v:stroke on="f"/>
@@ -3301,7 +3307,6 @@
         </w:rPr>
       </w:pPr>
       <w:bookmarkStart w:id="14" w:name="_Toc30859"/>
-      <w:bookmarkStart w:id="17" w:name="_GoBack"/>
       <w:r>
         <w:rPr>
           <w:rFonts w:hint="eastAsia"/>
@@ -3310,7 +3315,6 @@
         <w:t>服务知识</w:t>
       </w:r>
       <w:bookmarkEnd w:id="14"/>
-      <w:bookmarkEnd w:id="17"/>
     </w:p>
     <w:p>
       <w:pPr>
@@ -3825,7 +3829,27 @@
           <w:szCs w:val="24"/>
           <w:lang w:val="en-US" w:eastAsia="zh-CN"/>
         </w:rPr>
-        <w:t>主要工作成员包括质量部经理和组员。</w:t>
+        <w:t>主要工作成员包括</w:t>
+      </w:r>
+      <w:r>
+        <w:rPr>
+          <w:rFonts w:hint="eastAsia" w:ascii="宋体" w:hAnsi="宋体" w:cs="宋体"/>
+          <w:sz w:val="24"/>
+          <w:szCs w:val="24"/>
+          <w:lang w:val="en-US" w:eastAsia="zh-CN"/>
+        </w:rPr>
+        <w:t>运维</w:t>
+      </w:r>
+      <w:bookmarkStart w:id="17" w:name="_GoBack"/>
+      <w:bookmarkEnd w:id="17"/>
+      <w:r>
+        <w:rPr>
+          <w:rFonts w:hint="eastAsia" w:ascii="宋体" w:hAnsi="宋体" w:eastAsia="宋体" w:cs="宋体"/>
+          <w:sz w:val="24"/>
+          <w:szCs w:val="24"/>
+          <w:lang w:val="en-US" w:eastAsia="zh-CN"/>
+        </w:rPr>
+        <w:t>部经理和组员。</w:t>
       </w:r>
       <w:r>
         <w:rPr>

--- a/2-运维相关组织架构及职责说明/HXDL-ITSS-0201组织架构和职责说明.docx
+++ b/2-运维相关组织架构及职责说明/HXDL-ITSS-0201组织架构和职责说明.docx
@@ -183,12 +183,6 @@
             <w:insideH w:val="none" w:color="auto" w:sz="0" w:space="0"/>
             <w:insideV w:val="none" w:color="auto" w:sz="0" w:space="0"/>
           </w:tblBorders>
-          <w:tblCellMar>
-            <w:top w:w="0" w:type="dxa"/>
-            <w:left w:w="108" w:type="dxa"/>
-            <w:bottom w:w="0" w:type="dxa"/>
-            <w:right w:w="108" w:type="dxa"/>
-          </w:tblCellMar>
         </w:tblPrEx>
         <w:trPr>
           <w:trHeight w:val="810" w:hRule="atLeast"/>
@@ -3840,8 +3834,6 @@
         </w:rPr>
         <w:t>运维</w:t>
       </w:r>
-      <w:bookmarkStart w:id="17" w:name="_GoBack"/>
-      <w:bookmarkEnd w:id="17"/>
       <w:r>
         <w:rPr>
           <w:rFonts w:hint="eastAsia" w:ascii="宋体" w:hAnsi="宋体" w:eastAsia="宋体" w:cs="宋体"/>
@@ -3862,349 +3854,177 @@
     </w:p>
     <w:p>
       <w:pPr>
-        <w:keepNext w:val="0"/>
-        <w:keepLines w:val="0"/>
-        <w:pageBreakBefore w:val="0"/>
-        <w:widowControl/>
+        <w:pStyle w:val="39"/>
         <w:numPr>
           <w:ilvl w:val="0"/>
           <w:numId w:val="12"/>
         </w:numPr>
-        <w:kinsoku w:val="0"/>
-        <w:wordWrap/>
-        <w:overflowPunct/>
-        <w:topLinePunct w:val="0"/>
-        <w:autoSpaceDE w:val="0"/>
-        <w:autoSpaceDN w:val="0"/>
-        <w:bidi w:val="0"/>
-        <w:adjustRightInd w:val="0"/>
-        <w:snapToGrid w:val="0"/>
-        <w:spacing w:line="360" w:lineRule="auto"/>
-        <w:ind w:left="425" w:leftChars="0" w:right="0" w:hanging="425" w:firstLineChars="0"/>
-        <w:textAlignment w:val="baseline"/>
-        <w:rPr>
-          <w:rFonts w:ascii="宋体" w:hAnsi="宋体" w:eastAsia="宋体" w:cs="宋体"/>
-          <w:sz w:val="24"/>
-          <w:szCs w:val="24"/>
-        </w:rPr>
-      </w:pPr>
-      <w:r>
-        <w:rPr>
-          <w:rFonts w:ascii="宋体" w:hAnsi="宋体" w:eastAsia="宋体" w:cs="宋体"/>
-          <w:sz w:val="24"/>
-          <w:szCs w:val="24"/>
-        </w:rPr>
+        <w:bidi w:val="0"/>
+      </w:pPr>
+      <w:r>
         <w:t>根据不同类型的突发事件，制定详细的应急预案，确保事件发生时能够快速反应。</w:t>
       </w:r>
-    </w:p>
-    <w:p>
-      <w:pPr>
-        <w:keepNext w:val="0"/>
-        <w:keepLines w:val="0"/>
-        <w:pageBreakBefore w:val="0"/>
-        <w:widowControl/>
+      <w:bookmarkStart w:id="17" w:name="_GoBack"/>
+      <w:bookmarkEnd w:id="17"/>
+    </w:p>
+    <w:p>
+      <w:pPr>
+        <w:pStyle w:val="39"/>
         <w:numPr>
           <w:ilvl w:val="0"/>
           <w:numId w:val="12"/>
         </w:numPr>
-        <w:kinsoku w:val="0"/>
-        <w:wordWrap/>
-        <w:overflowPunct/>
-        <w:topLinePunct w:val="0"/>
-        <w:autoSpaceDE w:val="0"/>
-        <w:autoSpaceDN w:val="0"/>
-        <w:bidi w:val="0"/>
-        <w:adjustRightInd w:val="0"/>
-        <w:snapToGrid w:val="0"/>
-        <w:spacing w:line="360" w:lineRule="auto"/>
-        <w:ind w:left="425" w:leftChars="0" w:right="0" w:hanging="425" w:firstLineChars="0"/>
-        <w:textAlignment w:val="baseline"/>
-        <w:rPr>
-          <w:rFonts w:hint="eastAsia" w:ascii="宋体" w:hAnsi="宋体" w:eastAsia="宋体" w:cs="宋体"/>
-          <w:sz w:val="24"/>
+        <w:bidi w:val="0"/>
+        <w:rPr>
+          <w:rFonts w:hint="eastAsia"/>
+          <w:lang w:val="en-US" w:eastAsia="zh-CN"/>
+        </w:rPr>
+      </w:pPr>
+      <w:r>
+        <w:t>定期组织应急演练，提高各部门协作能力和应急反应能力。</w:t>
+      </w:r>
+    </w:p>
+    <w:p>
+      <w:pPr>
+        <w:pStyle w:val="39"/>
+        <w:numPr>
+          <w:ilvl w:val="0"/>
+          <w:numId w:val="12"/>
+        </w:numPr>
+        <w:bidi w:val="0"/>
+        <w:rPr>
+          <w:rFonts w:hint="default"/>
+          <w:lang w:val="en-US" w:eastAsia="zh-CN"/>
+        </w:rPr>
+      </w:pPr>
+      <w:r>
+        <w:rPr>
+          <w:rFonts w:hint="eastAsia"/>
+          <w:lang w:val="en-US" w:eastAsia="zh-CN"/>
+        </w:rPr>
+        <w:t>应急响应事件结束后,组织对应急响应的评估,总结经验,完善应急预案,提供应急管理能力。</w:t>
+      </w:r>
+    </w:p>
+    <w:p>
+      <w:pPr>
+        <w:pStyle w:val="39"/>
+        <w:numPr>
+          <w:ilvl w:val="0"/>
+          <w:numId w:val="12"/>
+        </w:numPr>
+        <w:bidi w:val="0"/>
+        <w:rPr>
+          <w:rFonts w:hint="eastAsia"/>
+          <w:lang w:val="en-US" w:eastAsia="zh-CN"/>
+        </w:rPr>
+      </w:pPr>
+      <w:r>
+        <w:rPr>
+          <w:rFonts w:hint="eastAsia"/>
+          <w:lang w:val="en-US" w:eastAsia="zh-CN"/>
+        </w:rPr>
+        <w:t>建立信息收集机制，及时获取突发事件的信息，进行分析和研判，为决策提供依据。</w:t>
+      </w:r>
+    </w:p>
+    <w:p>
+      <w:pPr>
+        <w:pStyle w:val="39"/>
+        <w:numPr>
+          <w:ilvl w:val="0"/>
+          <w:numId w:val="12"/>
+        </w:numPr>
+        <w:bidi w:val="0"/>
+        <w:rPr>
+          <w:rFonts w:hint="default"/>
+          <w:lang w:val="en-US" w:eastAsia="zh-CN"/>
+        </w:rPr>
+      </w:pPr>
+      <w:r>
+        <w:rPr>
+          <w:rFonts w:hint="eastAsia"/>
+          <w:lang w:val="en-US" w:eastAsia="zh-CN"/>
+        </w:rPr>
+        <w:t>及时向客户发布信息，消除客户恐慌情绪，增强客户安全意识。</w:t>
+      </w:r>
+    </w:p>
+    <w:p>
+      <w:pPr>
+        <w:pStyle w:val="39"/>
+        <w:numPr>
+          <w:ilvl w:val="0"/>
+          <w:numId w:val="12"/>
+        </w:numPr>
+        <w:bidi w:val="0"/>
+        <w:rPr>
+          <w:rFonts w:hint="eastAsia"/>
+          <w:lang w:val="en-US" w:eastAsia="zh-CN"/>
+        </w:rPr>
+      </w:pPr>
+      <w:r>
+        <w:rPr>
+          <w:rFonts w:hint="eastAsia"/>
+          <w:lang w:val="en-US" w:eastAsia="zh-CN"/>
+        </w:rPr>
+        <w:t>负责公司电厂通信系统运维项目的策划、实施、验收等工作，按要求提供电站通信光缆、传输设备、通信电源、行政交换机、调度交换机的日常维护及应急处置运维服务；</w:t>
+      </w:r>
+    </w:p>
+    <w:p>
+      <w:pPr>
+        <w:pStyle w:val="39"/>
+        <w:numPr>
+          <w:ilvl w:val="0"/>
+          <w:numId w:val="12"/>
+        </w:numPr>
+        <w:bidi w:val="0"/>
+        <w:rPr>
+          <w:rFonts w:hint="eastAsia"/>
+          <w:lang w:val="en-US" w:eastAsia="zh-CN"/>
+        </w:rPr>
+      </w:pPr>
+      <w:r>
+        <w:rPr>
+          <w:rFonts w:hint="eastAsia"/>
+          <w:lang w:val="en-US" w:eastAsia="zh-CN"/>
+        </w:rPr>
+        <w:t>负责运维项目定期巡检、故障处理，保障系统安全稳定运行；负责系统硬件报修、更换；负责业务线缆、标识标签制作粘贴；负责故障抢修、反事故演练；</w:t>
+      </w:r>
+    </w:p>
+    <w:p>
+      <w:pPr>
+        <w:pStyle w:val="39"/>
+        <w:numPr>
+          <w:ilvl w:val="0"/>
+          <w:numId w:val="12"/>
+        </w:numPr>
+        <w:bidi w:val="0"/>
+        <w:rPr>
+          <w:rFonts w:hint="eastAsia"/>
+          <w:lang w:val="en-US" w:eastAsia="zh-CN"/>
+        </w:rPr>
+      </w:pPr>
+      <w:r>
+        <w:rPr>
+          <w:rFonts w:hint="eastAsia"/>
+          <w:lang w:val="en-US" w:eastAsia="zh-CN"/>
+        </w:rPr>
+        <w:t>负责运维项目相关文档的编写，负责项目投标文件、服务报告、竣工资料的编写，负责运维系统专业技术资料的实时更新、整理、汇总；</w:t>
+      </w:r>
+    </w:p>
+    <w:p>
+      <w:pPr>
+        <w:pStyle w:val="39"/>
+        <w:numPr>
+          <w:ilvl w:val="0"/>
+          <w:numId w:val="12"/>
+        </w:numPr>
+        <w:bidi w:val="0"/>
+        <w:rPr>
+          <w:rFonts w:hint="default" w:ascii="宋体" w:hAnsi="宋体" w:eastAsia="宋体" w:cs="宋体"/>
           <w:szCs w:val="24"/>
           <w:lang w:val="en-US" w:eastAsia="zh-CN"/>
         </w:rPr>
       </w:pPr>
       <w:r>
-        <w:rPr>
-          <w:rFonts w:ascii="宋体" w:hAnsi="宋体" w:eastAsia="宋体" w:cs="宋体"/>
-          <w:sz w:val="24"/>
-          <w:szCs w:val="24"/>
-        </w:rPr>
-        <w:t>定期组织应急演练，提高各部门协作能力和应急反应能力。</w:t>
-      </w:r>
-    </w:p>
-    <w:p>
-      <w:pPr>
-        <w:keepNext w:val="0"/>
-        <w:keepLines w:val="0"/>
-        <w:pageBreakBefore w:val="0"/>
-        <w:widowControl/>
-        <w:numPr>
-          <w:ilvl w:val="0"/>
-          <w:numId w:val="12"/>
-        </w:numPr>
-        <w:kinsoku w:val="0"/>
-        <w:wordWrap/>
-        <w:overflowPunct/>
-        <w:topLinePunct w:val="0"/>
-        <w:autoSpaceDE w:val="0"/>
-        <w:autoSpaceDN w:val="0"/>
-        <w:bidi w:val="0"/>
-        <w:adjustRightInd w:val="0"/>
-        <w:snapToGrid w:val="0"/>
-        <w:spacing w:line="360" w:lineRule="auto"/>
-        <w:ind w:left="425" w:leftChars="0" w:right="0" w:hanging="425" w:firstLineChars="0"/>
-        <w:textAlignment w:val="baseline"/>
-        <w:rPr>
-          <w:rFonts w:hint="default" w:ascii="宋体" w:hAnsi="宋体" w:eastAsia="宋体" w:cs="宋体"/>
-          <w:sz w:val="24"/>
-          <w:szCs w:val="24"/>
-          <w:lang w:val="en-US" w:eastAsia="zh-CN"/>
-        </w:rPr>
-      </w:pPr>
-      <w:r>
-        <w:rPr>
-          <w:rFonts w:hint="eastAsia" w:ascii="宋体" w:hAnsi="宋体" w:eastAsia="宋体" w:cs="宋体"/>
-          <w:sz w:val="24"/>
-          <w:szCs w:val="24"/>
-          <w:lang w:val="en-US" w:eastAsia="zh-CN"/>
-        </w:rPr>
-        <w:t>应急响应事件结束后,组织对应急响应的评估,总结经验,完善应急预案,提供应急管理能力。</w:t>
-      </w:r>
-    </w:p>
-    <w:p>
-      <w:pPr>
-        <w:keepNext w:val="0"/>
-        <w:keepLines w:val="0"/>
-        <w:pageBreakBefore w:val="0"/>
-        <w:widowControl/>
-        <w:numPr>
-          <w:ilvl w:val="0"/>
-          <w:numId w:val="12"/>
-        </w:numPr>
-        <w:kinsoku w:val="0"/>
-        <w:wordWrap/>
-        <w:overflowPunct/>
-        <w:topLinePunct w:val="0"/>
-        <w:autoSpaceDE w:val="0"/>
-        <w:autoSpaceDN w:val="0"/>
-        <w:bidi w:val="0"/>
-        <w:adjustRightInd w:val="0"/>
-        <w:snapToGrid w:val="0"/>
-        <w:spacing w:line="360" w:lineRule="auto"/>
-        <w:ind w:left="425" w:leftChars="0" w:right="0" w:hanging="425" w:firstLineChars="0"/>
-        <w:textAlignment w:val="baseline"/>
-        <w:rPr>
-          <w:rFonts w:hint="eastAsia" w:ascii="宋体" w:hAnsi="宋体" w:eastAsia="宋体" w:cs="宋体"/>
-          <w:sz w:val="24"/>
-          <w:szCs w:val="24"/>
-          <w:lang w:val="en-US" w:eastAsia="zh-CN"/>
-        </w:rPr>
-      </w:pPr>
-      <w:r>
-        <w:rPr>
-          <w:rFonts w:hint="eastAsia" w:ascii="宋体" w:hAnsi="宋体" w:eastAsia="宋体" w:cs="宋体"/>
-          <w:sz w:val="24"/>
-          <w:szCs w:val="24"/>
-          <w:lang w:val="en-US" w:eastAsia="zh-CN"/>
-        </w:rPr>
-        <w:t>建立信息收集机制，及时获取突发事件的信息，进行分析和研判，为决策提供依据。</w:t>
-      </w:r>
-    </w:p>
-    <w:p>
-      <w:pPr>
-        <w:keepNext w:val="0"/>
-        <w:keepLines w:val="0"/>
-        <w:pageBreakBefore w:val="0"/>
-        <w:widowControl/>
-        <w:numPr>
-          <w:ilvl w:val="0"/>
-          <w:numId w:val="12"/>
-        </w:numPr>
-        <w:kinsoku w:val="0"/>
-        <w:wordWrap/>
-        <w:overflowPunct/>
-        <w:topLinePunct w:val="0"/>
-        <w:autoSpaceDE w:val="0"/>
-        <w:autoSpaceDN w:val="0"/>
-        <w:bidi w:val="0"/>
-        <w:adjustRightInd w:val="0"/>
-        <w:snapToGrid w:val="0"/>
-        <w:spacing w:line="360" w:lineRule="auto"/>
-        <w:ind w:left="425" w:leftChars="0" w:right="0" w:hanging="425" w:firstLineChars="0"/>
-        <w:textAlignment w:val="baseline"/>
-        <w:rPr>
-          <w:rFonts w:hint="default" w:ascii="宋体" w:hAnsi="宋体" w:eastAsia="宋体" w:cs="宋体"/>
-          <w:sz w:val="24"/>
-          <w:szCs w:val="24"/>
-          <w:lang w:val="en-US" w:eastAsia="zh-CN"/>
-        </w:rPr>
-      </w:pPr>
-      <w:r>
-        <w:rPr>
-          <w:rFonts w:hint="eastAsia" w:ascii="宋体" w:hAnsi="宋体" w:eastAsia="宋体" w:cs="宋体"/>
-          <w:sz w:val="24"/>
-          <w:szCs w:val="24"/>
-          <w:lang w:val="en-US" w:eastAsia="zh-CN"/>
-        </w:rPr>
-        <w:t>及时向客户发布信息，消除客户恐慌情绪，增强客户安全意识。</w:t>
-      </w:r>
-    </w:p>
-    <w:p>
-      <w:pPr>
-        <w:keepNext w:val="0"/>
-        <w:keepLines w:val="0"/>
-        <w:pageBreakBefore w:val="0"/>
-        <w:widowControl/>
-        <w:numPr>
-          <w:ilvl w:val="0"/>
-          <w:numId w:val="12"/>
-        </w:numPr>
-        <w:kinsoku w:val="0"/>
-        <w:wordWrap/>
-        <w:overflowPunct/>
-        <w:topLinePunct w:val="0"/>
-        <w:autoSpaceDE w:val="0"/>
-        <w:autoSpaceDN w:val="0"/>
-        <w:bidi w:val="0"/>
-        <w:adjustRightInd w:val="0"/>
-        <w:snapToGrid w:val="0"/>
-        <w:spacing w:line="360" w:lineRule="auto"/>
-        <w:ind w:left="425" w:leftChars="0" w:right="0" w:hanging="425" w:firstLineChars="0"/>
-        <w:textAlignment w:val="baseline"/>
-        <w:rPr>
-          <w:rFonts w:hint="eastAsia" w:ascii="宋体" w:hAnsi="宋体" w:eastAsia="宋体" w:cs="宋体"/>
-          <w:sz w:val="24"/>
-          <w:szCs w:val="24"/>
-          <w:lang w:val="en-US" w:eastAsia="zh-CN"/>
-        </w:rPr>
-      </w:pPr>
-      <w:r>
-        <w:rPr>
-          <w:rFonts w:hint="eastAsia" w:ascii="宋体" w:hAnsi="宋体" w:eastAsia="宋体" w:cs="宋体"/>
-          <w:sz w:val="24"/>
-          <w:szCs w:val="24"/>
-          <w:lang w:val="en-US" w:eastAsia="zh-CN"/>
-        </w:rPr>
-        <w:t>负责公司电厂通信系统运维项目的策划、实施、验收等工作，按要求提供电站通信光缆、传输设备、通信电源、行政交换机、调度交换机的日常维护及应急处置运维服务；</w:t>
-      </w:r>
-    </w:p>
-    <w:p>
-      <w:pPr>
-        <w:keepNext w:val="0"/>
-        <w:keepLines w:val="0"/>
-        <w:pageBreakBefore w:val="0"/>
-        <w:widowControl/>
-        <w:numPr>
-          <w:ilvl w:val="0"/>
-          <w:numId w:val="12"/>
-        </w:numPr>
-        <w:kinsoku w:val="0"/>
-        <w:wordWrap/>
-        <w:overflowPunct/>
-        <w:topLinePunct w:val="0"/>
-        <w:autoSpaceDE w:val="0"/>
-        <w:autoSpaceDN w:val="0"/>
-        <w:bidi w:val="0"/>
-        <w:adjustRightInd w:val="0"/>
-        <w:snapToGrid w:val="0"/>
-        <w:spacing w:line="360" w:lineRule="auto"/>
-        <w:ind w:left="425" w:leftChars="0" w:right="0" w:hanging="425" w:firstLineChars="0"/>
-        <w:textAlignment w:val="baseline"/>
-        <w:rPr>
-          <w:rFonts w:hint="eastAsia" w:ascii="宋体" w:hAnsi="宋体" w:eastAsia="宋体" w:cs="宋体"/>
-          <w:sz w:val="24"/>
-          <w:szCs w:val="24"/>
-          <w:lang w:val="en-US" w:eastAsia="zh-CN"/>
-        </w:rPr>
-      </w:pPr>
-      <w:r>
-        <w:rPr>
-          <w:rFonts w:hint="eastAsia" w:ascii="宋体" w:hAnsi="宋体" w:eastAsia="宋体" w:cs="宋体"/>
-          <w:sz w:val="24"/>
-          <w:szCs w:val="24"/>
-          <w:lang w:val="en-US" w:eastAsia="zh-CN"/>
-        </w:rPr>
-        <w:t>负责运维项目定期巡检、故障处理，保障系统安全稳定运行；负责系统硬件报修、更换；负责业务线缆、标识标签制作粘贴；负责故障抢修、反事故演练；</w:t>
-      </w:r>
-    </w:p>
-    <w:p>
-      <w:pPr>
-        <w:keepNext w:val="0"/>
-        <w:keepLines w:val="0"/>
-        <w:pageBreakBefore w:val="0"/>
-        <w:widowControl/>
-        <w:numPr>
-          <w:ilvl w:val="0"/>
-          <w:numId w:val="12"/>
-        </w:numPr>
-        <w:kinsoku w:val="0"/>
-        <w:wordWrap/>
-        <w:overflowPunct/>
-        <w:topLinePunct w:val="0"/>
-        <w:autoSpaceDE w:val="0"/>
-        <w:autoSpaceDN w:val="0"/>
-        <w:bidi w:val="0"/>
-        <w:adjustRightInd w:val="0"/>
-        <w:snapToGrid w:val="0"/>
-        <w:spacing w:line="360" w:lineRule="auto"/>
-        <w:ind w:left="425" w:leftChars="0" w:right="0" w:hanging="425" w:firstLineChars="0"/>
-        <w:textAlignment w:val="baseline"/>
-        <w:rPr>
-          <w:rFonts w:hint="eastAsia" w:ascii="宋体" w:hAnsi="宋体" w:eastAsia="宋体" w:cs="宋体"/>
-          <w:sz w:val="24"/>
-          <w:szCs w:val="24"/>
-          <w:lang w:val="en-US" w:eastAsia="zh-CN"/>
-        </w:rPr>
-      </w:pPr>
-      <w:r>
-        <w:rPr>
-          <w:rFonts w:hint="eastAsia" w:ascii="宋体" w:hAnsi="宋体" w:eastAsia="宋体" w:cs="宋体"/>
-          <w:sz w:val="24"/>
-          <w:szCs w:val="24"/>
-          <w:lang w:val="en-US" w:eastAsia="zh-CN"/>
-        </w:rPr>
-        <w:t>负责运维项目相关文档的编写，负责项目投标文件、服务报告、竣工资料的编写，负责运维系统专业技术资料的实时更新、整理、汇总；</w:t>
-      </w:r>
-    </w:p>
-    <w:p>
-      <w:pPr>
-        <w:keepNext w:val="0"/>
-        <w:keepLines w:val="0"/>
-        <w:pageBreakBefore w:val="0"/>
-        <w:widowControl/>
-        <w:numPr>
-          <w:ilvl w:val="0"/>
-          <w:numId w:val="12"/>
-        </w:numPr>
-        <w:kinsoku w:val="0"/>
-        <w:wordWrap/>
-        <w:overflowPunct/>
-        <w:topLinePunct w:val="0"/>
-        <w:autoSpaceDE w:val="0"/>
-        <w:autoSpaceDN w:val="0"/>
-        <w:bidi w:val="0"/>
-        <w:adjustRightInd w:val="0"/>
-        <w:snapToGrid w:val="0"/>
-        <w:spacing w:line="360" w:lineRule="auto"/>
-        <w:ind w:left="425" w:leftChars="0" w:right="0" w:hanging="425" w:firstLineChars="0"/>
-        <w:textAlignment w:val="baseline"/>
-        <w:rPr>
-          <w:rFonts w:hint="default" w:ascii="宋体" w:hAnsi="宋体" w:eastAsia="宋体" w:cs="宋体"/>
-          <w:sz w:val="24"/>
-          <w:szCs w:val="24"/>
-          <w:lang w:val="en-US" w:eastAsia="zh-CN"/>
-        </w:rPr>
-      </w:pPr>
-      <w:r>
-        <w:rPr>
-          <w:rFonts w:ascii="仿宋" w:hAnsi="仿宋" w:eastAsia="仿宋" w:cs="仿宋"/>
-          <w:spacing w:val="-1"/>
-          <w:sz w:val="28"/>
-          <w:szCs w:val="28"/>
-        </w:rPr>
         <w:t>负责所管辖系统的修理改造项目的实施</w:t>
       </w:r>
     </w:p>

--- a/2-运维相关组织架构及职责说明/HXDL-ITSS-0201组织架构和职责说明.docx
+++ b/2-运维相关组织架构及职责说明/HXDL-ITSS-0201组织架构和职责说明.docx
@@ -183,6 +183,12 @@
             <w:insideH w:val="none" w:color="auto" w:sz="0" w:space="0"/>
             <w:insideV w:val="none" w:color="auto" w:sz="0" w:space="0"/>
           </w:tblBorders>
+          <w:tblCellMar>
+            <w:top w:w="0" w:type="dxa"/>
+            <w:left w:w="108" w:type="dxa"/>
+            <w:bottom w:w="0" w:type="dxa"/>
+            <w:right w:w="108" w:type="dxa"/>
+          </w:tblCellMar>
         </w:tblPrEx>
         <w:trPr>
           <w:trHeight w:val="810" w:hRule="atLeast"/>
@@ -1474,7 +1480,13 @@
         <w:bidi w:val="0"/>
       </w:pPr>
       <w:r>
-        <w:t>为了更有效的支撑ITSS体系在公司落地，公司对组织架构进行了设计和调整，本文档旨在明确组织架构及对应的职责。</w:t>
+        <w:rPr>
+          <w:rFonts w:hint="eastAsia"/>
+        </w:rPr>
+        <w:t>为了更有效的支撑ITSS体系在公司落地，并适应公司从电缆电线运维向电力行业拓展的战略方向，公司对组织架构进行了设计和调整，本文档旨在明确组织架构及对应的职责。</w:t>
+      </w:r>
+      <w:r>
+        <w:t>。</w:t>
       </w:r>
     </w:p>
     <w:p>
@@ -1496,7 +1508,10 @@
         <w:bidi w:val="0"/>
       </w:pPr>
       <w:r>
-        <w:t>公司关于运维相关的各部门及岗位。</w:t>
+        <w:rPr>
+          <w:rFonts w:hint="eastAsia"/>
+        </w:rPr>
+        <w:t>公司关于运维相关的各部门及岗位，重点覆盖电缆电线运维服务及向电力行业延伸的信息通信、电力监控等新兴业务领域。</w:t>
       </w:r>
     </w:p>
     <w:p>
@@ -1615,7 +1630,35 @@
           <w:sz w:val="24"/>
           <w:szCs w:val="24"/>
         </w:rPr>
-        <w:t>依据公司发展战略，制定和实施公司中长期的发展战略，提升公司信息技术的应用水平和竞争优势。</w:t>
+        <w:t>依据公司发展战略，制定和实施公司中长期的发展战略，提升公司信息技术的应用水平和竞争优势</w:t>
+      </w:r>
+      <w:r>
+        <w:rPr>
+          <w:rFonts w:hint="eastAsia" w:ascii="宋体" w:hAnsi="宋体" w:eastAsia="宋体" w:cs="宋体"/>
+          <w:spacing w:val="-3"/>
+          <w:sz w:val="24"/>
+          <w:szCs w:val="24"/>
+          <w:lang w:eastAsia="zh-CN"/>
+        </w:rPr>
+        <w:t>，</w:t>
+      </w:r>
+      <w:r>
+        <w:rPr>
+          <w:rFonts w:ascii="宋体" w:hAnsi="宋体" w:eastAsia="宋体" w:cs="宋体"/>
+          <w:spacing w:val="-3"/>
+          <w:sz w:val="24"/>
+          <w:szCs w:val="24"/>
+        </w:rPr>
+        <w:t>推动公司从传统电缆电线运维向电力行业综合服务提供商转型</w:t>
+      </w:r>
+      <w:r>
+        <w:rPr>
+          <w:rFonts w:ascii="宋体" w:hAnsi="宋体" w:eastAsia="宋体" w:cs="宋体"/>
+          <w:spacing w:val="-3"/>
+          <w:sz w:val="24"/>
+          <w:szCs w:val="24"/>
+        </w:rPr>
+        <w:t>。</w:t>
       </w:r>
     </w:p>
     <w:p>
@@ -1732,7 +1775,26 @@
           <w:sz w:val="24"/>
           <w:szCs w:val="24"/>
         </w:rPr>
-        <w:t>主导企业文化建设的基本方向，提出公司组织机构设置方案。</w:t>
+        <w:t>主导企业文化建设的基本方向，提出公司组织机构设置方案</w:t>
+      </w:r>
+      <w:r>
+        <w:rPr>
+          <w:rFonts w:hint="eastAsia" w:ascii="宋体" w:hAnsi="宋体" w:eastAsia="宋体" w:cs="宋体"/>
+          <w:spacing w:val="-3"/>
+          <w:sz w:val="24"/>
+          <w:szCs w:val="24"/>
+          <w:lang w:eastAsia="zh-CN"/>
+        </w:rPr>
+        <w:t>，</w:t>
+      </w:r>
+      <w:r>
+        <w:rPr>
+          <w:rFonts w:ascii="宋体" w:hAnsi="宋体" w:eastAsia="宋体" w:cs="宋体"/>
+          <w:spacing w:val="-3"/>
+          <w:sz w:val="24"/>
+          <w:szCs w:val="24"/>
+        </w:rPr>
+        <w:t>确保组织架构适配电力行业拓展的业务需求</w:t>
       </w:r>
     </w:p>
     <w:p>
@@ -1879,7 +1941,20 @@
         <w:bidi w:val="0"/>
       </w:pPr>
       <w:r>
-        <w:t>全面负责项目实施与运维工作，组织制定实施计划与维护计划，组建并管理项目实施团队，监督项目进度与质量，协调解决项目执行中的关键问题，建立并落实维护体系。</w:t>
+        <w:t>全面负责项目实施与运维工作，组织制定实施计划与维护计划，组建并管理项目实施团队，监督项目进度与质量，协调解决项目执行中的关键问题，建立并落实维护体系</w:t>
+      </w:r>
+      <w:r>
+        <w:rPr>
+          <w:rFonts w:hint="eastAsia"/>
+          <w:lang w:eastAsia="zh-CN"/>
+        </w:rPr>
+        <w:t>，</w:t>
+      </w:r>
+      <w:r>
+        <w:t>重点保障电力行业拓展项目的交付质量</w:t>
+      </w:r>
+      <w:r>
+        <w:t>。</w:t>
       </w:r>
     </w:p>
     <w:p>
@@ -1938,6 +2013,9 @@
           <w:numId w:val="3"/>
         </w:numPr>
         <w:bidi w:val="0"/>
+        <w:rPr>
+          <w:rFonts w:hint="default"/>
+        </w:rPr>
       </w:pPr>
       <w:r>
         <w:rPr>
@@ -1954,12 +2032,60 @@
           <w:numId w:val="3"/>
         </w:numPr>
         <w:bidi w:val="0"/>
-      </w:pPr>
-      <w:r>
-        <w:rPr>
-          <w:rFonts w:hint="default"/>
-        </w:rPr>
-        <w:t>统筹规划应急管理事务，指导运维服务部与质量中心完成应急策划与演练工作。</w:t>
+        <w:rPr>
+          <w:rFonts w:hint="default"/>
+        </w:rPr>
+      </w:pPr>
+      <w:r>
+        <w:rPr>
+          <w:rFonts w:hint="default"/>
+        </w:rPr>
+        <w:t>统筹规划应急管理事务，指导</w:t>
+      </w:r>
+      <w:r>
+        <w:rPr>
+          <w:rFonts w:hint="eastAsia"/>
+          <w:lang w:eastAsia="zh-CN"/>
+        </w:rPr>
+        <w:t>运维部</w:t>
+      </w:r>
+      <w:r>
+        <w:rPr>
+          <w:rFonts w:hint="default"/>
+        </w:rPr>
+        <w:t>与</w:t>
+      </w:r>
+      <w:r>
+        <w:rPr>
+          <w:rFonts w:hint="eastAsia"/>
+          <w:lang w:eastAsia="zh-CN"/>
+        </w:rPr>
+        <w:t>质量部</w:t>
+      </w:r>
+      <w:r>
+        <w:rPr>
+          <w:rFonts w:hint="default"/>
+        </w:rPr>
+        <w:t>完成应急策划与演练工作</w:t>
+      </w:r>
+      <w:r>
+        <w:rPr>
+          <w:rFonts w:hint="eastAsia"/>
+          <w:lang w:eastAsia="zh-CN"/>
+        </w:rPr>
+        <w:t>，</w:t>
+      </w:r>
+      <w:r>
+        <w:rPr>
+          <w:rFonts w:hint="default"/>
+        </w:rPr>
+        <w:t>确保电力行业客户对高可靠性的要求得到满足</w:t>
+      </w:r>
+      <w:r>
+        <w:rPr>
+          <w:rFonts w:hint="default"/>
+        </w:rPr>
+        <w:t>。</w:t>
       </w:r>
     </w:p>
     <w:p>
@@ -2011,7 +2137,21 @@
         <w:bidi w:val="0"/>
       </w:pPr>
       <w:r>
-        <w:t>负责各类岗位的招聘工作；</w:t>
+        <w:t>负责各类岗位的招聘工作</w:t>
+      </w:r>
+      <w:r>
+        <w:rPr>
+          <w:rFonts w:hint="eastAsia"/>
+          <w:lang w:eastAsia="zh-CN"/>
+        </w:rPr>
+        <w:t>，</w:t>
+      </w:r>
+      <w:r>
+        <w:rPr>
+          <w:rFonts w:hint="eastAsia"/>
+          <w:lang w:val="en-US" w:eastAsia="zh-CN"/>
+        </w:rPr>
+        <w:t>优先满足电力行业拓展所需的技术与管理人才；</w:t>
       </w:r>
     </w:p>
     <w:p>
@@ -2050,7 +2190,24 @@
         <w:bidi w:val="0"/>
       </w:pPr>
       <w:r>
-        <w:t>负责公司全员培训工作的计划与组织；</w:t>
+        <w:t>负责公司全员培训工作的计划与组织</w:t>
+      </w:r>
+      <w:r>
+        <w:rPr>
+          <w:rFonts w:hint="eastAsia"/>
+          <w:lang w:eastAsia="zh-CN"/>
+        </w:rPr>
+        <w:t>，</w:t>
+      </w:r>
+      <w:r>
+        <w:rPr>
+          <w:rFonts w:hint="eastAsia"/>
+          <w:lang w:val="en-US" w:eastAsia="zh-CN"/>
+        </w:rPr>
+        <w:t>适当组织电力行业相关培训</w:t>
+      </w:r>
+      <w:r>
+        <w:t>；</w:t>
       </w:r>
     </w:p>
     <w:p>
@@ -2318,7 +2475,20 @@
         <w:rPr>
           <w:rFonts w:hint="default"/>
         </w:rPr>
-        <w:t>负责运维服务部日常所需物资的采购工作。</w:t>
+        <w:t>负责</w:t>
+      </w:r>
+      <w:r>
+        <w:rPr>
+          <w:rFonts w:hint="eastAsia"/>
+          <w:lang w:eastAsia="zh-CN"/>
+        </w:rPr>
+        <w:t>运维部</w:t>
+      </w:r>
+      <w:r>
+        <w:rPr>
+          <w:rFonts w:hint="default"/>
+        </w:rPr>
+        <w:t>日常所需物资的采购工作。</w:t>
       </w:r>
     </w:p>
     <w:p>
@@ -2421,25 +2591,6 @@
           <w:rFonts w:hint="default"/>
         </w:rPr>
         <w:t>负责公司日常用品的采购工作；</w:t>
-      </w:r>
-    </w:p>
-    <w:p>
-      <w:pPr>
-        <w:pStyle w:val="39"/>
-        <w:numPr>
-          <w:ilvl w:val="0"/>
-          <w:numId w:val="5"/>
-        </w:numPr>
-        <w:bidi w:val="0"/>
-        <w:rPr>
-          <w:rFonts w:hint="default"/>
-        </w:rPr>
-      </w:pPr>
-      <w:r>
-        <w:rPr>
-          <w:rFonts w:hint="default"/>
-        </w:rPr>
-        <w:t>负责运维服务的备品备件管理工作；</w:t>
       </w:r>
     </w:p>
     <w:p>
@@ -2525,7 +2676,14 @@
         <w:rPr>
           <w:rFonts w:hint="default"/>
         </w:rPr>
-        <w:t>负责公司各项目全生命周期管理，跟踪从立项到验收收款的各环节进展；实施项目过程管控，确保各项目组具备规范的服务管理能力，推动服务管理流程有效落地，涵盖服务级别、服务报告、事件、问题、配置、变更、发布、信息安全、容量、服务可用性与连续性等管理过程；为管理层提供生产经营数据支持，助力管理决策，提升公司内部运营规范性与效率。</w:t>
+        <w:t>负责公司各项目全生命周期管理，跟踪从立项到验收收款的各环节进展；实施项目过程管控，确保各项目组具备规范的服务管理能力，推动服务管理流程有效落地，涵盖服务级别、服务报告、事件、问题、配置、变更、发布、信息安全、容量、服务可用性与连续性等管理过程；为管理层提供生产经营数据支持，助力管理决策，提升公司内部运营规范性与效率。当前重点拓展方向为电力电缆及通道运维、信息通信系统运维、电力监控系统运维等电力行业相关业务</w:t>
+      </w:r>
+      <w:r>
+        <w:rPr>
+          <w:rFonts w:hint="eastAsia"/>
+          <w:lang w:eastAsia="zh-CN"/>
+        </w:rPr>
+        <w:t>。</w:t>
       </w:r>
       <w:r>
         <w:rPr>
@@ -2545,7 +2703,24 @@
         <w:bidi w:val="0"/>
       </w:pPr>
       <w:r>
-        <w:t>负责工程项目设计方案；</w:t>
+        <w:t>负责工程项目设计方案</w:t>
+      </w:r>
+      <w:r>
+        <w:rPr>
+          <w:rFonts w:hint="eastAsia"/>
+          <w:lang w:eastAsia="zh-CN"/>
+        </w:rPr>
+        <w:t>，</w:t>
+      </w:r>
+      <w:r>
+        <w:rPr>
+          <w:rFonts w:hint="eastAsia"/>
+          <w:lang w:val="en-US" w:eastAsia="zh-CN"/>
+        </w:rPr>
+        <w:t>针对电力行业特点进行方案优化</w:t>
+      </w:r>
+      <w:r>
+        <w:t>；</w:t>
       </w:r>
     </w:p>
     <w:p>
@@ -2558,7 +2733,24 @@
         <w:bidi w:val="0"/>
       </w:pPr>
       <w:r>
-        <w:t>负责制定工程建设和安全管理制度；</w:t>
+        <w:t>负责制定工程建设和安全管理制度</w:t>
+      </w:r>
+      <w:r>
+        <w:rPr>
+          <w:rFonts w:hint="eastAsia"/>
+          <w:lang w:eastAsia="zh-CN"/>
+        </w:rPr>
+        <w:t>，</w:t>
+      </w:r>
+      <w:r>
+        <w:rPr>
+          <w:rFonts w:hint="eastAsia"/>
+          <w:lang w:val="en-US" w:eastAsia="zh-CN"/>
+        </w:rPr>
+        <w:t>执行电力及电缆行业安全生产作业规程</w:t>
+      </w:r>
+      <w:r>
+        <w:t>；</w:t>
       </w:r>
     </w:p>
     <w:p>
@@ -2877,7 +3069,20 @@
         <w:rPr>
           <w:rFonts w:hint="default"/>
         </w:rPr>
-        <w:t>配合质量中心收集顾客满意度信息，为服务改进提供依据。</w:t>
+        <w:t>配合</w:t>
+      </w:r>
+      <w:r>
+        <w:rPr>
+          <w:rFonts w:hint="eastAsia"/>
+          <w:lang w:eastAsia="zh-CN"/>
+        </w:rPr>
+        <w:t>质量部</w:t>
+      </w:r>
+      <w:r>
+        <w:rPr>
+          <w:rFonts w:hint="default"/>
+        </w:rPr>
+        <w:t>收集顾客满意度信息，为服务改进提供依据。</w:t>
       </w:r>
     </w:p>
     <w:p>
@@ -3098,7 +3303,20 @@
         <w:rPr>
           <w:rFonts w:hint="default"/>
         </w:rPr>
-        <w:t>根据运维服务部提出的备件更换申请，进行备件准备与出库。</w:t>
+        <w:t>根据</w:t>
+      </w:r>
+      <w:r>
+        <w:rPr>
+          <w:rFonts w:hint="eastAsia"/>
+          <w:lang w:eastAsia="zh-CN"/>
+        </w:rPr>
+        <w:t>运维部</w:t>
+      </w:r>
+      <w:r>
+        <w:rPr>
+          <w:rFonts w:hint="default"/>
+        </w:rPr>
+        <w:t>提出的备件更换申请，进行备件准备与出库。</w:t>
       </w:r>
     </w:p>
     <w:p>
@@ -3193,7 +3411,7 @@
         <w:rPr>
           <w:rFonts w:hint="default"/>
         </w:rPr>
-        <w:t>负责公司和项目的采购工作；</w:t>
+        <w:t>负责运维服务的备品备件管理工作；</w:t>
       </w:r>
     </w:p>
     <w:p>
@@ -3212,7 +3430,20 @@
         <w:rPr>
           <w:rFonts w:hint="default"/>
         </w:rPr>
-        <w:t>负责公司日常用品的采购工作；</w:t>
+        <w:t>掌握市场信息，优化进货渠道，降低采购费用。做好渠道资源的维护，奖励、及时将有关信息反馈给</w:t>
+      </w:r>
+      <w:r>
+        <w:rPr>
+          <w:rFonts w:hint="eastAsia"/>
+          <w:lang w:val="en-US" w:eastAsia="zh-CN"/>
+        </w:rPr>
+        <w:t>采购</w:t>
+      </w:r>
+      <w:r>
+        <w:rPr>
+          <w:rFonts w:hint="default"/>
+        </w:rPr>
+        <w:t>部门；</w:t>
       </w:r>
     </w:p>
     <w:p>
@@ -3231,64 +3462,20 @@
         <w:rPr>
           <w:rFonts w:hint="default"/>
         </w:rPr>
-        <w:t>负责运维服务的备品备件管理工作；</w:t>
-      </w:r>
-    </w:p>
-    <w:p>
-      <w:pPr>
-        <w:pStyle w:val="39"/>
-        <w:numPr>
-          <w:ilvl w:val="0"/>
-          <w:numId w:val="8"/>
-        </w:numPr>
-        <w:bidi w:val="0"/>
-        <w:rPr>
-          <w:rFonts w:hint="default"/>
-        </w:rPr>
-      </w:pPr>
-      <w:r>
-        <w:rPr>
-          <w:rFonts w:hint="default"/>
-        </w:rPr>
-        <w:t>掌握市场信息，优化进货渠道，降低采购费用。做好渠道资源的维护，奖励、及时将有关信息反馈给销售部门；</w:t>
-      </w:r>
-    </w:p>
-    <w:p>
-      <w:pPr>
-        <w:pStyle w:val="39"/>
-        <w:numPr>
-          <w:ilvl w:val="0"/>
-          <w:numId w:val="8"/>
-        </w:numPr>
-        <w:bidi w:val="0"/>
-        <w:rPr>
-          <w:rFonts w:hint="default"/>
-        </w:rPr>
-      </w:pPr>
-      <w:r>
-        <w:rPr>
-          <w:rFonts w:hint="default"/>
-        </w:rPr>
-        <w:t>负责采购过程中的退、换货工作和维修；</w:t>
-      </w:r>
-    </w:p>
-    <w:p>
-      <w:pPr>
-        <w:pStyle w:val="39"/>
-        <w:numPr>
-          <w:ilvl w:val="0"/>
-          <w:numId w:val="8"/>
-        </w:numPr>
-        <w:bidi w:val="0"/>
-        <w:rPr>
-          <w:rFonts w:hint="default"/>
-        </w:rPr>
-      </w:pPr>
-      <w:r>
-        <w:rPr>
-          <w:rFonts w:hint="default"/>
-        </w:rPr>
-        <w:t>负责采购合同、档案及各种表单的保管与定期归档工作；</w:t>
+        <w:t>负责</w:t>
+      </w:r>
+      <w:r>
+        <w:rPr>
+          <w:rFonts w:hint="eastAsia"/>
+          <w:lang w:val="en-US" w:eastAsia="zh-CN"/>
+        </w:rPr>
+        <w:t>备件使用</w:t>
+      </w:r>
+      <w:r>
+        <w:rPr>
+          <w:rFonts w:hint="default"/>
+        </w:rPr>
+        <w:t>过程中的退、换货工作和维修；</w:t>
       </w:r>
     </w:p>
     <w:p>
@@ -3593,7 +3780,26 @@
         <w:rPr>
           <w:rFonts w:hint="eastAsia"/>
         </w:rPr>
-        <w:t>跟踪并研究运维技术发展趋势：持续跟踪业界先进的运维技术、工具与理念，评估其与公司业务结合的可行性，为技术选型提供决策依据。</w:t>
+        <w:t>跟踪并研究运维技术发展趋势：持续跟踪业界先进的运维技术、工具与理念，评估其与公司业务结合的可行性，为技术选型提供决策依据</w:t>
+      </w:r>
+      <w:r>
+        <w:rPr>
+          <w:rFonts w:hint="eastAsia"/>
+          <w:lang w:eastAsia="zh-CN"/>
+        </w:rPr>
+        <w:t>，</w:t>
+      </w:r>
+      <w:r>
+        <w:rPr>
+          <w:rFonts w:hint="eastAsia"/>
+        </w:rPr>
+        <w:t>重点关注电力物联网、网络安全态势感知等行业前沿技术</w:t>
+      </w:r>
+      <w:r>
+        <w:rPr>
+          <w:rFonts w:hint="eastAsia"/>
+        </w:rPr>
+        <w:t>。</w:t>
       </w:r>
     </w:p>
     <w:p>
@@ -3633,7 +3839,34 @@
         <w:rPr>
           <w:rFonts w:hint="eastAsia"/>
         </w:rPr>
-        <w:t>负责运维新产品与工具的评审、规划与开发：负责运维管理平台、自动化工具、监控系统等新产品的立项评审、技术规划及全生命周期研发管理。</w:t>
+        <w:t>负责运维新产品与工具的评审、规划与开发：负责运维管理平台、自动化工具、监控系统等新产品的立项评审、技术规划及全生命周期研发管理</w:t>
+      </w:r>
+      <w:r>
+        <w:rPr>
+          <w:rFonts w:hint="eastAsia"/>
+          <w:lang w:eastAsia="zh-CN"/>
+        </w:rPr>
+        <w:t>，</w:t>
+      </w:r>
+      <w:r>
+        <w:rPr>
+          <w:rFonts w:hint="eastAsia"/>
+        </w:rPr>
+        <w:t>当前</w:t>
+      </w:r>
+      <w:bookmarkStart w:id="17" w:name="_GoBack"/>
+      <w:bookmarkEnd w:id="17"/>
+      <w:r>
+        <w:rPr>
+          <w:rFonts w:hint="eastAsia"/>
+        </w:rPr>
+        <w:t>重点推进物联标识系统、隔离装置监控处置工具等电力行业专用工具的研发</w:t>
+      </w:r>
+      <w:r>
+        <w:rPr>
+          <w:rFonts w:hint="eastAsia"/>
+        </w:rPr>
+        <w:t>。</w:t>
       </w:r>
     </w:p>
     <w:p>
@@ -3849,7 +4082,24 @@
           <w:sz w:val="24"/>
           <w:szCs w:val="24"/>
         </w:rPr>
-        <w:t>及时处理应急响应事件，为运维服务部提供技术支撑，具体如下：</w:t>
+        <w:t>及时处理应急响应事件，为</w:t>
+      </w:r>
+      <w:r>
+        <w:rPr>
+          <w:rFonts w:hint="eastAsia" w:ascii="宋体" w:hAnsi="宋体" w:cs="宋体"/>
+          <w:sz w:val="24"/>
+          <w:szCs w:val="24"/>
+          <w:lang w:eastAsia="zh-CN"/>
+        </w:rPr>
+        <w:t>运维部</w:t>
+      </w:r>
+      <w:r>
+        <w:rPr>
+          <w:rFonts w:ascii="宋体" w:hAnsi="宋体" w:eastAsia="宋体" w:cs="宋体"/>
+          <w:sz w:val="24"/>
+          <w:szCs w:val="24"/>
+        </w:rPr>
+        <w:t>提供技术支撑，具体如下：</w:t>
       </w:r>
     </w:p>
     <w:p>
@@ -3864,8 +4114,6 @@
       <w:r>
         <w:t>根据不同类型的突发事件，制定详细的应急预案，确保事件发生时能够快速反应。</w:t>
       </w:r>
-      <w:bookmarkStart w:id="17" w:name="_GoBack"/>
-      <w:bookmarkEnd w:id="17"/>
     </w:p>
     <w:p>
       <w:pPr>

--- a/2-运维相关组织架构及职责说明/HXDL-ITSS-0201组织架构和职责说明.docx
+++ b/2-运维相关组织架构及职责说明/HXDL-ITSS-0201组织架构和职责说明.docx
@@ -1485,18 +1485,17 @@
         </w:rPr>
         <w:t>为了更有效的支撑ITSS体系在公司落地，并适应公司从电缆电线运维向电力行业拓展的战略方向，公司对组织架构进行了设计和调整，本文档旨在明确组织架构及对应的职责。</w:t>
       </w:r>
-      <w:r>
-        <w:t>。</w:t>
-      </w:r>
+      <w:bookmarkStart w:id="17" w:name="_GoBack"/>
+      <w:bookmarkEnd w:id="17"/>
     </w:p>
     <w:p>
       <w:pPr>
         <w:pStyle w:val="28"/>
         <w:bidi w:val="0"/>
       </w:pPr>
-      <w:bookmarkStart w:id="0" w:name="bookmark2"/>
+      <w:bookmarkStart w:id="0" w:name="bookmark3"/>
       <w:bookmarkEnd w:id="0"/>
-      <w:bookmarkStart w:id="1" w:name="bookmark3"/>
+      <w:bookmarkStart w:id="1" w:name="bookmark2"/>
       <w:bookmarkEnd w:id="1"/>
       <w:r>
         <w:t>适用范围</w:t>
@@ -1649,16 +1648,7 @@
           <w:sz w:val="24"/>
           <w:szCs w:val="24"/>
         </w:rPr>
-        <w:t>推动公司从传统电缆电线运维向电力行业综合服务提供商转型</w:t>
-      </w:r>
-      <w:r>
-        <w:rPr>
-          <w:rFonts w:ascii="宋体" w:hAnsi="宋体" w:eastAsia="宋体" w:cs="宋体"/>
-          <w:spacing w:val="-3"/>
-          <w:sz w:val="24"/>
-          <w:szCs w:val="24"/>
-        </w:rPr>
-        <w:t>。</w:t>
+        <w:t>推动公司从传统电缆电线运维向电力行业综合服务提供商转型。</w:t>
       </w:r>
     </w:p>
     <w:p>
@@ -1951,10 +1941,7 @@
         <w:t>，</w:t>
       </w:r>
       <w:r>
-        <w:t>重点保障电力行业拓展项目的交付质量</w:t>
-      </w:r>
-      <w:r>
-        <w:t>。</w:t>
+        <w:t>重点保障电力行业拓展项目的交付质量。</w:t>
       </w:r>
     </w:p>
     <w:p>
@@ -2079,13 +2066,7 @@
         <w:rPr>
           <w:rFonts w:hint="default"/>
         </w:rPr>
-        <w:t>确保电力行业客户对高可靠性的要求得到满足</w:t>
-      </w:r>
-      <w:r>
-        <w:rPr>
-          <w:rFonts w:hint="default"/>
-        </w:rPr>
-        <w:t>。</w:t>
+        <w:t>确保电力行业客户对高可靠性的要求得到满足。</w:t>
       </w:r>
     </w:p>
     <w:p>
@@ -3793,13 +3774,7 @@
         <w:rPr>
           <w:rFonts w:hint="eastAsia"/>
         </w:rPr>
-        <w:t>重点关注电力物联网、网络安全态势感知等行业前沿技术</w:t>
-      </w:r>
-      <w:r>
-        <w:rPr>
-          <w:rFonts w:hint="eastAsia"/>
-        </w:rPr>
-        <w:t>。</w:t>
+        <w:t>重点关注电力物联网、网络安全态势感知等行业前沿技术。</w:t>
       </w:r>
     </w:p>
     <w:p>
@@ -3852,21 +3827,7 @@
         <w:rPr>
           <w:rFonts w:hint="eastAsia"/>
         </w:rPr>
-        <w:t>当前</w:t>
-      </w:r>
-      <w:bookmarkStart w:id="17" w:name="_GoBack"/>
-      <w:bookmarkEnd w:id="17"/>
-      <w:r>
-        <w:rPr>
-          <w:rFonts w:hint="eastAsia"/>
-        </w:rPr>
-        <w:t>重点推进物联标识系统、隔离装置监控处置工具等电力行业专用工具的研发</w:t>
-      </w:r>
-      <w:r>
-        <w:rPr>
-          <w:rFonts w:hint="eastAsia"/>
-        </w:rPr>
-        <w:t>。</w:t>
+        <w:t>当前重点推进物联标识系统、隔离装置监控处置工具等电力行业专用工具的研发。</w:t>
       </w:r>
     </w:p>
     <w:p>
